--- a/courts/second-circuit/connecticut/state/supreme-court/reply-brief/usage/OUTPUT-reply-brief.docx
+++ b/courts/second-circuit/connecticut/state/supreme-court/reply-brief/usage/OUTPUT-reply-brief.docx
@@ -538,9 +538,7 @@
               <w:t xml:space="preserve"> </w:t>
             </w:r>
             <w:r>
-              <w:t xml:space="preserve">355</w:t>
-              <w:noBreakHyphen/>
-              <w:t xml:space="preserve">9500</w:t>
+              <w:t xml:space="preserve">355-⁠9500</w:t>
             </w:r>
           </w:p>
           <w:p>
@@ -742,9 +740,7 @@
               <w:t xml:space="preserve"> </w:t>
             </w:r>
             <w:r>
-              <w:t xml:space="preserve">789</w:t>
-              <w:noBreakHyphen/>
-              <w:t xml:space="preserve">0001</w:t>
+              <w:t xml:space="preserve">789-⁠0001</w:t>
             </w:r>
           </w:p>
           <w:p>
@@ -766,9 +762,7 @@
               <w:t xml:space="preserve"> </w:t>
             </w:r>
             <w:r>
-              <w:t xml:space="preserve">782</w:t>
-              <w:noBreakHyphen/>
-              <w:t xml:space="preserve">2766</w:t>
+              <w:t xml:space="preserve">782-⁠2766</w:t>
             </w:r>
           </w:p>
           <w:p>
@@ -936,9 +930,7 @@
               <w:t xml:space="preserve"> </w:t>
             </w:r>
             <w:r>
-              <w:t xml:space="preserve">622</w:t>
-              <w:noBreakHyphen/>
-              <w:t xml:space="preserve">8205</w:t>
+              <w:t xml:space="preserve">622-⁠8205</w:t>
             </w:r>
           </w:p>
           <w:p>
@@ -2786,9 +2778,7 @@
         <w:t xml:space="preserve"> </w:t>
       </w:r>
       <w:r>
-        <w:t xml:space="preserve">2:19-MD</w:t>
-        <w:noBreakHyphen/>
-        <w:t xml:space="preserve">2921-BRM-ESK,</w:t>
+        <w:t xml:space="preserve">2:19-MD-⁠2921-BRM-ESK,</w:t>
       </w:r>
       <w:r>
         <w:t xml:space="preserve"> </w:t>
@@ -3445,9 +3435,7 @@
         <w:t xml:space="preserve"> </w:t>
       </w:r>
       <w:r>
-        <w:t xml:space="preserve">15-cv</w:t>
-        <w:noBreakHyphen/>
-        <w:t xml:space="preserve">00927-JAM,</w:t>
+        <w:t xml:space="preserve">15-cv-⁠00927-JAM,</w:t>
       </w:r>
       <w:r>
         <w:t xml:space="preserve"> </w:t>
@@ -3715,9 +3703,7 @@
         <w:t xml:space="preserve"> </w:t>
       </w:r>
       <w:r>
-        <w:t xml:space="preserve">4:15-CV</w:t>
-        <w:noBreakHyphen/>
-        <w:t xml:space="preserve">00443-BLW,</w:t>
+        <w:t xml:space="preserve">4:15-CV-⁠00443-BLW,</w:t>
       </w:r>
       <w:r>
         <w:t xml:space="preserve"> </w:t>
@@ -4499,9 +4485,7 @@
         <w:t xml:space="preserve"> </w:t>
       </w:r>
       <w:r>
-        <w:t xml:space="preserve">52</w:t>
-        <w:noBreakHyphen/>
-        <w:t xml:space="preserve">572n(a)</w:t>
+        <w:t xml:space="preserve">52-⁠572n(a)</w:t>
       </w:r>
       <w:r>
         <w:t xml:space="preserve">   </w:t>
@@ -4547,9 +4531,7 @@
         <w:t xml:space="preserve"> </w:t>
       </w:r>
       <w:r>
-        <w:t xml:space="preserve">52</w:t>
-        <w:noBreakHyphen/>
-        <w:t xml:space="preserve">572q</w:t>
+        <w:t xml:space="preserve">52-⁠572q</w:t>
       </w:r>
       <w:r>
         <w:t xml:space="preserve">   </w:t>
@@ -5582,13 +5564,7 @@
         <w:t xml:space="preserve">“a post-regulatory approval duty to warn of known dangers to a federal regulator.”</w:t>
       </w:r>
       <w:r>
-        <w:t xml:space="preserve">). B&amp;L’s formulation is an evasion. The question is not whether B&amp;L owes the FDA a duty to warn, as if the FDA were in danger of being injured by B&amp;L’s products. It is whether, by failing to report adverse events to the FDA and otherwise comply with conditions of the Trulign Lens’ approval, B&amp;L breached its duties to Mrs. Glover under Connecticut law and failed to warn Mrs. Glover and her doctors. As previously explained (Pls’ Br. at 15</w:t>
-      </w:r>
-      <w:r>
-        <w:noBreakHyphen/>
-      </w:r>
-      <w:r>
-        <w:t xml:space="preserve">28), Connecticut law is clear that such allegations state a claim under the CPLA. Each of the arguments B&amp;L makes in trying to evade liability for the breach of its duties runs afoul of principles that this Court and other Connecticut courts have long recognized, including the duty to warn third parties where necessary and Connecticut’s post-sale duty to warn.</w:t>
+        <w:t xml:space="preserve">). B&amp;L’s formulation is an evasion. The question is not whether B&amp;L owes the FDA a duty to warn, as if the FDA were in danger of being injured by B&amp;L’s products. It is whether, by failing to report adverse events to the FDA and otherwise comply with conditions of the Trulign Lens’ approval, B&amp;L breached its duties to Mrs. Glover under Connecticut law and failed to warn Mrs. Glover and her doctors. As previously explained (Pls’ Br. at 15-⁠28), Connecticut law is clear that such allegations state a claim under the CPLA. Each of the arguments B&amp;L makes in trying to evade liability for the breach of its duties runs afoul of principles that this Court and other Connecticut courts have long recognized, including the duty to warn third parties where necessary and Connecticut’s post-sale duty to warn.</w:t>
       </w:r>
       <w:r>
         <w:rPr>
@@ -5674,13 +5650,7 @@
         <w:pStyle w:val="BodyText"/>
       </w:pPr>
       <w:r>
-        <w:t xml:space="preserve">Thus, as Plaintiffs explained in their opening brief (at 19</w:t>
-      </w:r>
-      <w:r>
-        <w:noBreakHyphen/>
-      </w:r>
-      <w:r>
-        <w:t xml:space="preserve">21), there is nothing inconsistent in recognizing the Glovers’ CPLA claims as pled and the learned intermediary doctrine. Under that doctrine, B&amp;L must ensure that physicians are properly warned. Mrs. Glover has alleged that by failing to comply with its obligations to the FDA, B&amp;L effectively failed to warn her doctors of the Trulign Lens’ dangers. Those obligations – reporting known safety issues to the FDA and conducting a study that the FDA required as a condition of approval – are precisely how doctors and their patients are warned; they make up a bare minimum of what B&amp;L must do to discharge its duties. B&amp;L’s argument to the contrary ignores the reality that doctors get their information from the FDA and are a key part of B&amp;L’s duty to act as a reasonably prudent manufacturer.</w:t>
+        <w:t xml:space="preserve">Thus, as Plaintiffs explained in their opening brief (at 19-⁠21), there is nothing inconsistent in recognizing the Glovers’ CPLA claims as pled and the learned intermediary doctrine. Under that doctrine, B&amp;L must ensure that physicians are properly warned. Mrs. Glover has alleged that by failing to comply with its obligations to the FDA, B&amp;L effectively failed to warn her doctors of the Trulign Lens’ dangers. Those obligations – reporting known safety issues to the FDA and conducting a study that the FDA required as a condition of approval – are precisely how doctors and their patients are warned; they make up a bare minimum of what B&amp;L must do to discharge its duties. B&amp;L’s argument to the contrary ignores the reality that doctors get their information from the FDA and are a key part of B&amp;L’s duty to act as a reasonably prudent manufacturer.</w:t>
       </w:r>
     </w:p>
     <w:p>
@@ -5698,13 +5668,7 @@
         <w:t xml:space="preserve"> </w:t>
       </w:r>
       <w:r>
-        <w:t xml:space="preserve">In addition, as Plaintiffs set out in their opening brief (at 21</w:t>
-      </w:r>
-      <w:r>
-        <w:noBreakHyphen/>
-      </w:r>
-      <w:r>
-        <w:t xml:space="preserve">22), a defendant’s violation of a statute or regulation has long been an accepted form of proof of negligence. B&amp;L’s request that courts turn a blind eye to allegations that it violated the law is contrary to both logic and Connecticut law, particularly in a case involving Class III medical devices, which pose unique dangers to patients. As the Seventh Circuit held in another case involving a Class III medical device, federal standards are</w:t>
+        <w:t xml:space="preserve">In addition, as Plaintiffs set out in their opening brief (at 21-⁠22), a defendant’s violation of a statute or regulation has long been an accepted form of proof of negligence. B&amp;L’s request that courts turn a blind eye to allegations that it violated the law is contrary to both logic and Connecticut law, particularly in a case involving Class III medical devices, which pose unique dangers to patients. As the Seventh Circuit held in another case involving a Class III medical device, federal standards are</w:t>
       </w:r>
       <w:r>
         <w:t xml:space="preserve"> </w:t>
@@ -5761,13 +5725,7 @@
         <w:pStyle w:val="BodyText"/>
       </w:pPr>
       <w:r>
-        <w:t xml:space="preserve">So too here. B&amp;L’s multiple post-approval violations of the FDA’s requirements are directly relevant to showing that B&amp;L failed to exercise due care in designing and warning about the Trulign Lens. While B&amp;L attempts to separate its failure to report adverse events from its outrageous refusal to timely begin the required safety study, devoting a separate section of its brief to it (at 18</w:t>
-      </w:r>
-      <w:r>
-        <w:noBreakHyphen/>
-      </w:r>
-      <w:r>
-        <w:t xml:space="preserve">19), the two failures are related, as the Second Circuit’s certified question reflects. Both constitute straightforward violations of regulations that Connecticut has long held can be offered as evidence of negligence.</w:t>
+        <w:t xml:space="preserve">So too here. B&amp;L’s multiple post-approval violations of the FDA’s requirements are directly relevant to showing that B&amp;L failed to exercise due care in designing and warning about the Trulign Lens. While B&amp;L attempts to separate its failure to report adverse events from its outrageous refusal to timely begin the required safety study, devoting a separate section of its brief to it (at 18-⁠19), the two failures are related, as the Second Circuit’s certified question reflects. Both constitute straightforward violations of regulations that Connecticut has long held can be offered as evidence of negligence.</w:t>
       </w:r>
     </w:p>
     <w:p>
@@ -5791,13 +5749,7 @@
         <w:t xml:space="preserve"> </w:t>
       </w:r>
       <w:r>
-        <w:t xml:space="preserve">388, in an attempt to absolve it of any responsibility to provide full and accurate information to the FDA as part of its warnings to Mrs. Glover and her doctors. See Br. at 13</w:t>
-      </w:r>
-      <w:r>
-        <w:noBreakHyphen/>
-      </w:r>
-      <w:r>
-        <w:t xml:space="preserve">14. Section 388, however, supports Plaintiffs here. Section 388 mirrors the CPLA: it provides that a supplier of property known to be dangerous is liable for injuries caused by the chattel if the supplier</w:t>
+        <w:t xml:space="preserve">388, in an attempt to absolve it of any responsibility to provide full and accurate information to the FDA as part of its warnings to Mrs. Glover and her doctors. See Br. at 13-⁠14. Section 388, however, supports Plaintiffs here. Section 388 mirrors the CPLA: it provides that a supplier of property known to be dangerous is liable for injuries caused by the chattel if the supplier</w:t>
       </w:r>
       <w:r>
         <w:t xml:space="preserve"> </w:t>
@@ -6072,13 +6024,7 @@
         <w:t xml:space="preserve"> </w:t>
       </w:r>
       <w:r>
-        <w:t xml:space="preserve">As previously argued (Br. at 19</w:t>
-      </w:r>
-      <w:r>
-        <w:noBreakHyphen/>
-      </w:r>
-      <w:r>
-        <w:t xml:space="preserve">21), Plaintiffs’ CPLA claim is also consistent with Connecticut’s well-established post-sale duty to warn. B&amp;L’s statements about that post-sale duty to warn are as misplaced as those about the Restatement: it acknowledges that duty, but suggests it somehow may not apply to medical device manufacturers. See Br. at 14 n.7. B&amp;L does not say why this would be, and concedes that the case it relies on,</w:t>
+        <w:t xml:space="preserve">As previously argued (Br. at 19-⁠21), Plaintiffs’ CPLA claim is also consistent with Connecticut’s well-established post-sale duty to warn. B&amp;L’s statements about that post-sale duty to warn are as misplaced as those about the Restatement: it acknowledges that duty, but suggests it somehow may not apply to medical device manufacturers. See Br. at 14 n.7. B&amp;L does not say why this would be, and concedes that the case it relies on,</w:t>
       </w:r>
       <w:r>
         <w:t xml:space="preserve"> </w:t>
@@ -6184,13 +6130,7 @@
         <w:pStyle w:val="BodyTextNote"/>
       </w:pPr>
       <w:r>
-        <w:t xml:space="preserve">B&amp;L does not grapple with these principles long applied specifically in Connecticut. Instead, it provides a string citation of cases (at 16</w:t>
-      </w:r>
-      <w:r>
-        <w:noBreakHyphen/>
-      </w:r>
-      <w:r>
-        <w:t xml:space="preserve">17) from other jurisdictions to claim that the</w:t>
+        <w:t xml:space="preserve">B&amp;L does not grapple with these principles long applied specifically in Connecticut. Instead, it provides a string citation of cases (at 16-⁠17) from other jurisdictions to claim that the</w:t>
       </w:r>
       <w:r>
         <w:t xml:space="preserve"> </w:t>
@@ -6202,13 +6142,7 @@
         <w:t xml:space="preserve"> </w:t>
       </w:r>
       <w:r>
-        <w:t xml:space="preserve">(Br. at 16) have found no state law claim based on a failure to report adverse events to the FDA. But it ignores the long list of states provided by Plaintiffs whose courts have done just that, see Pls.’ Br. at 24</w:t>
-      </w:r>
-      <w:r>
-        <w:noBreakHyphen/>
-      </w:r>
-      <w:r>
-        <w:t xml:space="preserve">27, and makes no attempt to show that the laws of the states whose decisions it cites look anything like the CPLA, that the allegations in those cases mirrored the Glovers’ allegations, or that the decisions even involved the determination that this Court has agreed to make: whether state law recognizes a cause of action based on a failure to report adverse events or comply with a regulator’s conditions of approval.</w:t>
+        <w:t xml:space="preserve">(Br. at 16) have found no state law claim based on a failure to report adverse events to the FDA. But it ignores the long list of states provided by Plaintiffs whose courts have done just that, see Pls.’ Br. at 24-⁠27, and makes no attempt to show that the laws of the states whose decisions it cites look anything like the CPLA, that the allegations in those cases mirrored the Glovers’ allegations, or that the decisions even involved the determination that this Court has agreed to make: whether state law recognizes a cause of action based on a failure to report adverse events or comply with a regulator’s conditions of approval.</w:t>
       </w:r>
       <w:r>
         <w:rPr>
@@ -6654,13 +6588,7 @@
         <w:t xml:space="preserve"> </w:t>
       </w:r>
       <w:r>
-        <w:t xml:space="preserve">at 236</w:t>
-      </w:r>
-      <w:r>
-        <w:noBreakHyphen/>
-      </w:r>
-      <w:r>
-        <w:t xml:space="preserve">39, 241 (noting that answer to question of state law is</w:t>
+        <w:t xml:space="preserve">at 236-⁠39, 241 (noting that answer to question of state law is</w:t>
       </w:r>
       <w:r>
         <w:t xml:space="preserve"> </w:t>
@@ -6689,13 +6617,7 @@
         <w:t xml:space="preserve"> </w:t>
       </w:r>
       <w:r>
-        <w:t xml:space="preserve">and those enforcement tools (Br. at 19</w:t>
-      </w:r>
-      <w:r>
-        <w:noBreakHyphen/>
-      </w:r>
-      <w:r>
-        <w:t xml:space="preserve">20), the United States Supreme Court has repeatedly rejected attempts to foreclose state damages actions for defective medical devices. See</w:t>
+        <w:t xml:space="preserve">and those enforcement tools (Br. at 19-⁠20), the United States Supreme Court has repeatedly rejected attempts to foreclose state damages actions for defective medical devices. See</w:t>
       </w:r>
       <w:r>
         <w:t xml:space="preserve"> </w:t>
@@ -6840,13 +6762,7 @@
         <w:t xml:space="preserve"> </w:t>
       </w:r>
       <w:r>
-        <w:t xml:space="preserve">at 351</w:t>
-      </w:r>
-      <w:r>
-        <w:noBreakHyphen/>
-      </w:r>
-      <w:r>
-        <w:t xml:space="preserve">52.</w:t>
+        <w:t xml:space="preserve">at 351-⁠52.</w:t>
       </w:r>
     </w:p>
     <w:p>
@@ -6981,13 +6897,7 @@
         <w:t xml:space="preserve"> </w:t>
       </w:r>
       <w:r>
-        <w:t xml:space="preserve">531 U.S. at 352</w:t>
-      </w:r>
-      <w:r>
-        <w:noBreakHyphen/>
-      </w:r>
-      <w:r>
-        <w:t xml:space="preserve">53. The Glovers’ claims here are not an attempt to hijack any agency process; they seek compensation caused by B&amp;L’s negligent conduct under the CPLA.</w:t>
+        <w:t xml:space="preserve">531 U.S. at 352-⁠53. The Glovers’ claims here are not an attempt to hijack any agency process; they seek compensation caused by B&amp;L’s negligent conduct under the CPLA.</w:t>
       </w:r>
       <w:r>
         <w:rPr>
@@ -7094,13 +7004,7 @@
         <w:t xml:space="preserve">Basko</w:t>
       </w:r>
       <w:r>
-        <w:t xml:space="preserve">, 416 F.2d 417 (applying Connecticut law). B&amp;L points to nothing in the CPLA’s legislative history or passage that indicates the legislature intended to cut off claims involving medical devices in light of the passage of the MDA, or that allowing Connecticut juries to find facts in cases involving dangerous medical devices would interfere with FDA enforcement or upset the balance of state and federal power, as B&amp;L warns of here. See Br. at 19</w:t>
-      </w:r>
-      <w:r>
-        <w:noBreakHyphen/>
-      </w:r>
-      <w:r>
-        <w:t xml:space="preserve">20. B&amp;L’s attempt to equate the Glovers’ CPLA claims with agency enforcement of the FDCA (which this Court need not consider at all) should be rejected.</w:t>
+        <w:t xml:space="preserve">, 416 F.2d 417 (applying Connecticut law). B&amp;L points to nothing in the CPLA’s legislative history or passage that indicates the legislature intended to cut off claims involving medical devices in light of the passage of the MDA, or that allowing Connecticut juries to find facts in cases involving dangerous medical devices would interfere with FDA enforcement or upset the balance of state and federal power, as B&amp;L warns of here. See Br. at 19-⁠20. B&amp;L’s attempt to equate the Glovers’ CPLA claims with agency enforcement of the FDCA (which this Court need not consider at all) should be rejected.</w:t>
       </w:r>
     </w:p>
     <w:p>
@@ -7135,13 +7039,7 @@
         <w:t xml:space="preserve">v. Greene</w:t>
       </w:r>
       <w:r>
-        <w:t xml:space="preserve">, 267 Conn. 539, 541</w:t>
-      </w:r>
-      <w:r>
-        <w:noBreakHyphen/>
-      </w:r>
-      <w:r>
-        <w:t xml:space="preserve">42 (2004), a wrongful death action brought by the mother of a child who died in the custody of a day care facility, brought against an organization that had contracted with the facility. The plaintiff alleged that this tragedy would have been avoided had the organization reported suspected abuse of other children. This Court concluded that the defendant agency did not owe a duty of care to the mother, but only to identifiable victims of abuse.</w:t>
+        <w:t xml:space="preserve">, 267 Conn. 539, 541-⁠42 (2004), a wrongful death action brought by the mother of a child who died in the custody of a day care facility, brought against an organization that had contracted with the facility. The plaintiff alleged that this tragedy would have been avoided had the organization reported suspected abuse of other children. This Court concluded that the defendant agency did not owe a duty of care to the mother, but only to identifiable victims of abuse.</w:t>
       </w:r>
       <w:r>
         <w:t xml:space="preserve"> </w:t>
@@ -7320,13 +7218,7 @@
         <w:t xml:space="preserve"> </w:t>
       </w:r>
       <w:r>
-        <w:t xml:space="preserve">Gen. Stat. § 52-⁠572n(a)—⁠was merely intended to simplify pleadings and prevent needlessly repetitive separate causes of action, while leaving CUTPA claims intact. See Pls.’ Br. at 28</w:t>
-      </w:r>
-      <w:r>
-        <w:noBreakHyphen/>
-      </w:r>
-      <w:r>
-        <w:t xml:space="preserve">29. Although the CPLA sometimes preempts common law claims based on injuries from defective products, this Court has been clear that a plaintiff may concurrently bring CUTPA claims that allege injuries attributable to aggressive and unethical marketing of an inherently dangerous product. See</w:t>
+        <w:t xml:space="preserve">Gen. Stat. § 52-⁠572n(a)—⁠was merely intended to simplify pleadings and prevent needlessly repetitive separate causes of action, while leaving CUTPA claims intact. See Pls.’ Br. at 28-⁠29. Although the CPLA sometimes preempts common law claims based on injuries from defective products, this Court has been clear that a plaintiff may concurrently bring CUTPA claims that allege injuries attributable to aggressive and unethical marketing of an inherently dangerous product. See</w:t>
       </w:r>
       <w:r>
         <w:t xml:space="preserve"> </w:t>
@@ -7490,13 +7382,7 @@
         <w:pStyle w:val="BodyText"/>
       </w:pPr>
       <w:r>
-        <w:t xml:space="preserve">B&amp;L is also wrong as a factual matter. B&amp;L argues (at 28</w:t>
-      </w:r>
-      <w:r>
-        <w:noBreakHyphen/>
-      </w:r>
-      <w:r>
-        <w:t xml:space="preserve">29) that because Plaintiffs’ CUTPA claim is based on the same conduct as their CPLA claim, the CUTPA claim is necessarily covered by the CLPA exclusivity provision’s reference to</w:t>
+        <w:t xml:space="preserve">B&amp;L is also wrong as a factual matter. B&amp;L argues (at 28-⁠29) that because Plaintiffs’ CUTPA claim is based on the same conduct as their CPLA claim, the CUTPA claim is necessarily covered by the CLPA exclusivity provision’s reference to</w:t>
       </w:r>
       <w:r>
         <w:t xml:space="preserve"> </w:t>
@@ -7812,9 +7698,7 @@
               <w:t xml:space="preserve"> </w:t>
             </w:r>
             <w:r>
-              <w:t xml:space="preserve">789</w:t>
-              <w:noBreakHyphen/>
-              <w:t xml:space="preserve">0001</w:t>
+              <w:t xml:space="preserve">789-⁠0001</w:t>
             </w:r>
           </w:p>
           <w:p>
@@ -8169,9 +8053,7 @@
         <w:t xml:space="preserve"> </w:t>
       </w:r>
       <w:r>
-        <w:t xml:space="preserve">67</w:t>
-        <w:noBreakHyphen/>
-        <w:t xml:space="preserve">5A</w:t>
+        <w:t xml:space="preserve">67-⁠5A</w:t>
       </w:r>
       <w:r>
         <w:t xml:space="preserve"> </w:t>
@@ -8231,9 +8113,7 @@
         <w:t xml:space="preserve"> </w:t>
       </w:r>
       <w:r>
-        <w:t xml:space="preserve">67</w:t>
-        <w:noBreakHyphen/>
-        <w:t xml:space="preserve">3A</w:t>
+        <w:t xml:space="preserve">67-⁠3A</w:t>
       </w:r>
       <w:r>
         <w:t xml:space="preserve"> </w:t>
@@ -8780,9 +8660,7 @@
               <w:t xml:space="preserve"> </w:t>
             </w:r>
             <w:r>
-              <w:t xml:space="preserve">62</w:t>
-              <w:noBreakHyphen/>
-              <w:t xml:space="preserve">7.</w:t>
+              <w:t xml:space="preserve">62-⁠7.</w:t>
             </w:r>
           </w:p>
           <w:p>
@@ -9181,13 +9059,7 @@
         <w:t xml:space="preserve"> </w:t>
       </w:r>
       <w:r>
-        <w:t xml:space="preserve">at 789</w:t>
-      </w:r>
-      <w:r>
-        <w:noBreakHyphen/>
-      </w:r>
-      <w:r>
-        <w:t xml:space="preserve">90. Two of the Connecticut district court cases,</w:t>
+        <w:t xml:space="preserve">at 789-⁠90. Two of the Connecticut district court cases,</w:t>
       </w:r>
       <w:r>
         <w:t xml:space="preserve"> </w:t>
@@ -10105,7 +9977,7 @@
     <w:qFormat/>
     <w:pPr>
       <w:keepLines/>
-      <w:spacing w:before="0" w:after="138" w:line="414" w:lineRule="exact"/>
+      <w:spacing w:before="44" w:after="138" w:line="414" w:lineRule="exact"/>
     </w:pPr>
     <w:rPr>
       <w:sz w:val="24"/>

--- a/courts/second-circuit/connecticut/state/supreme-court/reply-brief/usage/OUTPUT-reply-brief.docx
+++ b/courts/second-circuit/connecticut/state/supreme-court/reply-brief/usage/OUTPUT-reply-brief.docx
@@ -2253,7 +2253,7 @@
         <w:tab/>
       </w:r>
       <w:r>
-        <w:t xml:space="preserve">14</w:t>
+        <w:t xml:space="preserve">13</w:t>
       </w:r>
     </w:p>
     <w:p>
